--- a/companies/calderwood-partners/Engagements/Pacheco-Casey/Meeting Minutes 2014-06-09 - Pacheco-Casey.docx
+++ b/companies/calderwood-partners/Engagements/Pacheco-Casey/Meeting Minutes 2014-06-09 - Pacheco-Casey.docx
@@ -7,12 +7,12 @@
         <w:pStyle w:val="Heading1"/>
       </w:pPr>
       <w:r>
-        <w:t>Working Session: Spend Baseline and the First Category Findings</w:t>
+        <w:t>Working Session -- Procurement Transformation for Pacheco-Casey</w:t>
       </w:r>
     </w:p>
     <w:p>
       <w:r>
-        <w:t>Minutes taken by Brenda Rodriguez. Subject: the Pacheco-Casey procurement engagement, working session held with the client at Pacheco-Casey.</w:t>
+        <w:t>The session settled one thing that sets up the next month of work: we will take the three largest spend categories first and leave the long tail for a later pass, because that is where the baseline shows the money and the supplier overlap sit. The rest of the discussion, and the actions below, follow from that choice.</w:t>
       </w:r>
     </w:p>
     <w:p>
@@ -60,12 +60,12 @@
         <w:pStyle w:val="Heading2"/>
       </w:pPr>
       <w:r>
-        <w:t>The Baseline</w:t>
+        <w:t>Where the baseline landed</w:t>
       </w:r>
     </w:p>
     <w:p>
       <w:r>
-        <w:t>Matthew Parrish opened with the state of the spend baseline, which is now complete. The purchasing and accounts-payable data reconcile to the general ledger at the category level, and the plant-level detail for the two southern sites, which was missing at the start, has since come in and been folded in. He noted that a small share of spend still sits in miscellaneous ledger codes that no single category cleanly claims, and that he has left it visible as unclassified rather than force it into a category to make the picture look tidier than it is. David Carter recognized two of those codes and gave us the context to place them.</w:t>
+        <w:t>Daniel Leach walked through the finished spend baseline. The purchasing data now reconciles to the ledger, and spend is broken out by category and by supplier for the last two years. Two categories that the client had treated as one turned out to run through separate suppliers on separate terms, which matters because we had been about to benchmark them together. Matthew Parrish flagged that the tail of small suppliers is longer than the client expected, and that a share of it is spend that never touched a purchase order at all, so a piece of the picture still rests on invoice records rather than clean transaction data.</w:t>
       </w:r>
     </w:p>
     <w:p>
@@ -73,17 +73,12 @@
         <w:pStyle w:val="Heading2"/>
       </w:pPr>
       <w:r>
-        <w:t>First Category Findings</w:t>
+        <w:t>What the numbers point to</w:t>
       </w:r>
     </w:p>
     <w:p>
       <w:r>
-        <w:t>I then took the group through what the baseline is beginning to show, and there are three patterns worth recording. The company buys several large categories, among them maintenance and repair supplies and inbound freight, from far more suppliers than the volume warrants, which fragments the spend and gives away the leverage a consolidated buy would carry. Prices and terms for the same items differ from one site to the next without a reason the records explain. And a meaningful share of purchasing happens off contract, in small orders placed locally, outside whatever agreements are already in place. I was clear that these are the current read of the data and not yet findings; each needs the supplier interviews and a firm number behind it before we put it to the client as something to act on.</w:t>
-      </w:r>
-    </w:p>
-    <w:p>
-      <w:r>
-        <w:t>David Carter pushed on the supplier point, and the exchange was worth keeping. He agreed the count is high but cautioned that a handful of the smaller suppliers are single-source for parts the plants cannot run without, and that consolidation cannot touch those until a qualified alternative is in place. Matthew Parrish said the same names had already surfaced in the data as exceptions, and we agreed to carry them as a separate flagged list so the recommendation does not read as a blanket cut. Daniel Leach will tag those suppliers in the working file so the exception travels with the analysis and is not lost between now and the final report.</w:t>
+        <w:t>On the three lead categories, the early read is that the company buys from more suppliers than the volume warrants and renews on terms it has not tested against the market in some years. David Carter confirmed that supplier selection has been left largely to the individual buyers, with little central view of who is being paid what for the same goods. We agreed that consolidation and a tested set of terms are the obvious places to look for value, and that we would size the opportunity on the three lead categories before widening the net to the rest of the spend.</w:t>
       </w:r>
     </w:p>
     <w:p>
@@ -91,12 +86,12 @@
         <w:pStyle w:val="Heading2"/>
       </w:pPr>
       <w:r>
-        <w:t>Open Items and Next Steps</w:t>
+        <w:t>What is still open</w:t>
       </w:r>
     </w:p>
     <w:p>
       <w:r>
-        <w:t>We agreed what has to happen before the next session. The category deep dives on the two largest areas need to be finished so the opportunity can be sized rather than described. The off-contract spend needs to be quantified, which depends on the purchasing-card records still to come. And David Carter asked that we not put figures in front of the category owners until they are firm, so the coming interviews stay diagnostic and do not turn into negotiations. We agreed, and I will hold the team to it.</w:t>
+        <w:t>Two gaps remain before we can size anything with confidence. A slice of last year's spend still sits outside any purchase order, so Daniel Leach is working with the client's finance team to pull it in from the invoice records. And we have benchmarks on only the first of the three lead categories so far; Matthew Parrish has the other two in progress. Neither gap changes the direction, but both bear on how tight a number we can put on the opportunity, and both are called out here so the sizing is read as a range and not a promise.</w:t>
       </w:r>
     </w:p>
     <w:p>
@@ -104,7 +99,7 @@
         <w:pStyle w:val="Heading2"/>
       </w:pPr>
       <w:r>
-        <w:t>Action Items</w:t>
+        <w:t>Action items</w:t>
       </w:r>
     </w:p>
     <w:tbl>
@@ -128,19 +123,6 @@
               <w:rPr>
                 <w:b/>
               </w:rPr>
-              <w:t>Item</w:t>
-            </w:r>
-          </w:p>
-        </w:tc>
-        <w:tc>
-          <w:tcPr>
-            <w:tcW w:type="dxa" w:w="2880"/>
-          </w:tcPr>
-          <w:p>
-            <w:r>
-              <w:rPr>
-                <w:b/>
-              </w:rPr>
               <w:t>Owner</w:t>
             </w:r>
           </w:p>
@@ -154,7 +136,20 @@
               <w:rPr>
                 <w:b/>
               </w:rPr>
-              <w:t>Due</w:t>
+              <w:t>Action</w:t>
+            </w:r>
+          </w:p>
+        </w:tc>
+        <w:tc>
+          <w:tcPr>
+            <w:tcW w:type="dxa" w:w="2880"/>
+          </w:tcPr>
+          <w:p>
+            <w:r>
+              <w:rPr>
+                <w:b/>
+              </w:rPr>
+              <w:t>By when</w:t>
             </w:r>
           </w:p>
         </w:tc>
@@ -166,10 +161,96 @@
           </w:tcPr>
           <w:p>
             <w:r>
-              <w:t>Finish the category deep dives on the two largest spend areas and size the opportunity</w:t>
+              <w:t>Daniel Leach</w:t>
             </w:r>
           </w:p>
         </w:tc>
+        <w:tc>
+          <w:tcPr>
+            <w:tcW w:type="dxa" w:w="2880"/>
+          </w:tcPr>
+          <w:p>
+            <w:r>
+              <w:t>Split the two categories that share a supplier code and re-cut spend by the corrected categories</w:t>
+            </w:r>
+          </w:p>
+        </w:tc>
+        <w:tc>
+          <w:tcPr>
+            <w:tcW w:type="dxa" w:w="2880"/>
+          </w:tcPr>
+          <w:p>
+            <w:r>
+              <w:t>One week</w:t>
+            </w:r>
+          </w:p>
+        </w:tc>
+      </w:tr>
+      <w:tr>
+        <w:tc>
+          <w:tcPr>
+            <w:tcW w:type="dxa" w:w="2880"/>
+          </w:tcPr>
+          <w:p>
+            <w:r>
+              <w:t>Matthew Parrish</w:t>
+            </w:r>
+          </w:p>
+        </w:tc>
+        <w:tc>
+          <w:tcPr>
+            <w:tcW w:type="dxa" w:w="2880"/>
+          </w:tcPr>
+          <w:p>
+            <w:r>
+              <w:t>Benchmark terms and supplier structure for the remaining two lead categories against outside reference points</w:t>
+            </w:r>
+          </w:p>
+        </w:tc>
+        <w:tc>
+          <w:tcPr>
+            <w:tcW w:type="dxa" w:w="2880"/>
+          </w:tcPr>
+          <w:p>
+            <w:r>
+              <w:t>Two weeks</w:t>
+            </w:r>
+          </w:p>
+        </w:tc>
+      </w:tr>
+      <w:tr>
+        <w:tc>
+          <w:tcPr>
+            <w:tcW w:type="dxa" w:w="2880"/>
+          </w:tcPr>
+          <w:p>
+            <w:r>
+              <w:t>David Carter</w:t>
+            </w:r>
+          </w:p>
+        </w:tc>
+        <w:tc>
+          <w:tcPr>
+            <w:tcW w:type="dxa" w:w="2880"/>
+          </w:tcPr>
+          <w:p>
+            <w:r>
+              <w:t>Confirm which buyers own each lead category and make the introductions</w:t>
+            </w:r>
+          </w:p>
+        </w:tc>
+        <w:tc>
+          <w:tcPr>
+            <w:tcW w:type="dxa" w:w="2880"/>
+          </w:tcPr>
+          <w:p>
+            <w:r>
+              <w:t>One week</w:t>
+            </w:r>
+          </w:p>
+        </w:tc>
+      </w:tr>
+      <w:tr>
         <w:tc>
           <w:tcPr>
             <w:tcW w:type="dxa" w:w="2880"/>
@@ -186,19 +267,7 @@
           </w:tcPr>
           <w:p>
             <w:r>
-              <w:t>Before the next working session</w:t>
-            </w:r>
-          </w:p>
-        </w:tc>
-      </w:tr>
-      <w:tr>
-        <w:tc>
-          <w:tcPr>
-            <w:tcW w:type="dxa" w:w="2880"/>
-          </w:tcPr>
-          <w:p>
-            <w:r>
-              <w:t>Reconcile the remaining unclassified spend and close the baseline</w:t>
+              <w:t>Size the consolidation opportunity on the lead categories once the re-cut and benchmarks are in</w:t>
             </w:r>
           </w:p>
         </w:tc>
@@ -208,86 +277,17 @@
           </w:tcPr>
           <w:p>
             <w:r>
-              <w:t>Matthew Parrish</w:t>
-            </w:r>
-          </w:p>
-        </w:tc>
-        <w:tc>
-          <w:tcPr>
-            <w:tcW w:type="dxa" w:w="2880"/>
-          </w:tcPr>
-          <w:p>
-            <w:r>
-              <w:t>Within two weeks</w:t>
-            </w:r>
-          </w:p>
-        </w:tc>
-      </w:tr>
-      <w:tr>
-        <w:tc>
-          <w:tcPr>
-            <w:tcW w:type="dxa" w:w="2880"/>
-          </w:tcPr>
-          <w:p>
-            <w:r>
-              <w:t>Assemble the supplier and contract detail for the priority categories</w:t>
-            </w:r>
-          </w:p>
-        </w:tc>
-        <w:tc>
-          <w:tcPr>
-            <w:tcW w:type="dxa" w:w="2880"/>
-          </w:tcPr>
-          <w:p>
-            <w:r>
-              <w:t>Daniel Leach</w:t>
-            </w:r>
-          </w:p>
-        </w:tc>
-        <w:tc>
-          <w:tcPr>
-            <w:tcW w:type="dxa" w:w="2880"/>
-          </w:tcPr>
-          <w:p>
-            <w:r>
-              <w:t>Before the supplier interviews</w:t>
-            </w:r>
-          </w:p>
-        </w:tc>
-      </w:tr>
-      <w:tr>
-        <w:tc>
-          <w:tcPr>
-            <w:tcW w:type="dxa" w:w="2880"/>
-          </w:tcPr>
-          <w:p>
-            <w:r>
-              <w:t>Confirm access to the purchasing-card records and the category owners' time</w:t>
-            </w:r>
-          </w:p>
-        </w:tc>
-        <w:tc>
-          <w:tcPr>
-            <w:tcW w:type="dxa" w:w="2880"/>
-          </w:tcPr>
-          <w:p>
-            <w:r>
-              <w:t>David Carter</w:t>
-            </w:r>
-          </w:p>
-        </w:tc>
-        <w:tc>
-          <w:tcPr>
-            <w:tcW w:type="dxa" w:w="2880"/>
-          </w:tcPr>
-          <w:p>
-            <w:r>
-              <w:t>As soon as practical</w:t>
+              <w:t>Three weeks</w:t>
             </w:r>
           </w:p>
         </w:tc>
       </w:tr>
     </w:tbl>
+    <w:p>
+      <w:r>
+        <w:t>The next step is the re-cut from Daniel Leach; the benchmarking and the sizing both wait on it, so that is the thing to clear first.</w:t>
+      </w:r>
+    </w:p>
     <w:sectPr>
       <w:headerReference w:type="first" r:id="rId9"/>
       <w:headerReference w:type="default" r:id="rId10"/>
